--- a/최종교재/04장_이_책에서_만드는_것.docx
+++ b/최종교재/04장_이_책에서_만드는_것.docx
@@ -95,16 +95,8 @@
         <w:ind w:left="259"/>
       </w:pPr>
       <w:r>
-        <w:t xml:space="preserve">• </w:t>
-      </w:r>
-      <w:r>
-        <w:rPr>
-          <w:b w:val="0"/>
-          <w:i w:val="0"/>
-          <w:strike w:val="0"/>
-          <w:color w:val="000000"/>
-        </w:rPr>
-        <w:t>5부 26장으로 이어지는 책 전체의 여정을 한눈에 파악합니다</w:t>
+        <w:rPr/>
+        <w:t>• 4부 29장으로 이어지는 책 전체의 여정을 한눈에 파악합니다</w:t>
       </w:r>
     </w:p>
     <w:p>
@@ -256,10 +248,9 @@
         <w:rPr>
           <w:b w:val="0"/>
           <w:i w:val="0"/>
-          <w:strike w:val="0"/>
           <w:color w:val="000000"/>
         </w:rPr>
-        <w:t>지도 위의 마커를 클릭하면 예쁜 말풍선이 나타납니다. 장소 이름, 카테고리, 별점이 담겨 있습니다. 카카오지도가 기본으로 주는 밋밋한 인포윈도우가 아니라, 우리가 HTML과 CSS로 직접 디자인한 커스텀 말풍선입니다. 꼬리 모양까지 CSS로 그려 넣습니다.</w:t>
+        <w:t>지도 위에 표시된 핀을 클릭해 보십시오. 해당 장소의 이름, 카테고리, 별점이 포함된 말풍선이 나타납니다. 이 말풍선은 HTML과 CSS를 이용해 직접 제작한 것이며, 아래쪽으로 뾰족하게 이어진 꼬리 부분 역시 직접 디자인한 내용입니다.</w:t>
       </w:r>
     </w:p>
     <w:p>
@@ -725,7 +716,24 @@
           <w:i w:val="0"/>
           <w:color w:val="000000"/>
         </w:rPr>
-        <w:t>이런 개발 방식을 바이브코딩(vibe coding)[^1]이라고 부릅니다. 코드를 직접 한 줄씩 입력하는 대신 만들고 싶은 기능을 말로 설명하고, AI가 작성한 코드를 읽어보며 함께 수정해 나가는 방식입니다. 따라서 이 책에는 코드를 복사해 붙여넣는 실습은 포함하지 않으며, 대신 각 실습마다 "이렇게 시키세요" 형식의 프롬프트 예시를 제시해 둡니다. 제시된 프롬프트를 참고해 AI에게 요청하고, 돌아온 결과 코드를 책의 내용과 함께 한 줄씩 확인해 보시기 바랍니다. 바이브코딩이 최근에 가능해진 배경에 관해서는 5장에서 자세히 설명하겠으니, 여기서는 전체적인 흐름만 파악하고 넘어가면 됩니다.</w:t>
+        <w:t>이런 개발 방식을 바이브코딩(vibe coding)</w:t>
+      </w:r>
+      <w:r>
+        <w:rPr>
+          <w:b w:val="0"/>
+          <w:i w:val="0"/>
+          <w:color w:val="000000"/>
+          <w:vertAlign w:val="superscript"/>
+        </w:rPr>
+        <w:t>1</w:t>
+      </w:r>
+      <w:r>
+        <w:rPr>
+          <w:b w:val="0"/>
+          <w:i w:val="0"/>
+          <w:color w:val="000000"/>
+        </w:rPr>
+        <w:t>이라고 부릅니다. 코드를 직접 한 줄씩 입력하는 대신 만들고 싶은 기능을 말로 설명하고, AI가 작성한 코드를 읽어보며 함께 수정해 나가는 방식입니다. 따라서 이 책에는 코드를 복사해 붙여넣는 실습은 포함하지 않으며, 대신 각 실습마다 "이렇게 시키세요" 형식의 프롬프트 예시를 제시해 둡니다. 제시된 프롬프트를 참고해 AI에게 요청하고, 돌아온 결과 코드를 책의 내용과 함께 한 줄씩 확인해 보시기 바랍니다. 바이브코딩이 최근에 가능해진 배경에 관해서는 5장에서 자세히 설명하겠으니, 여기서는 전체적인 흐름만 파악하고 넘어가면 됩니다.</w:t>
       </w:r>
     </w:p>
     <w:p>
@@ -900,7 +908,24 @@
           <w:i w:val="0"/>
           <w:color w:val="000000"/>
         </w:rPr>
-        <w:t>다음으로는 카카오 계정이 필요합니다. 카카오톡을 사용하고 계신다면 이미 가지고 계실 것입니다. 이 책에서 사용하는 지도는 카카오에서 제공하는 카카오지도 API[^2]를 이용하며, 이 API를 활용하려면 카카오 개발자 사이트에서 키를 발급받아야 합니다. 키 발급은 무료이며, 이 책의 실습 수준에서는 별도의 이용료가 부과되지 않습니다. 발급 절차는 11장에서 화면과 함께 자세히 설명하겠습니다.</w:t>
+        <w:t>다음으로는 카카오 계정이 필요합니다. 카카오톡을 사용하고 계신다면 이미 가지고 계실 것입니다. 이 책에서 사용하는 지도는 카카오에서 제공하는 카카오지도 API</w:t>
+      </w:r>
+      <w:r>
+        <w:rPr>
+          <w:b w:val="0"/>
+          <w:i w:val="0"/>
+          <w:color w:val="000000"/>
+          <w:vertAlign w:val="superscript"/>
+        </w:rPr>
+        <w:t>2</w:t>
+      </w:r>
+      <w:r>
+        <w:rPr>
+          <w:b w:val="0"/>
+          <w:i w:val="0"/>
+          <w:color w:val="000000"/>
+        </w:rPr>
+        <w:t>를 이용하며, 이 API를 활용하려면 카카오 개발자 사이트에서 키를 발급받아야 합니다. 키 발급은 무료이며, 이 책의 실습 수준에서는 별도의 이용료가 부과되지 않습니다. 발급 절차는 11장에서 화면과 함께 자세히 설명하겠습니다.</w:t>
       </w:r>
     </w:p>
     <w:p>
@@ -967,19 +992,9 @@
         <w:rPr>
           <w:b w:val="0"/>
           <w:i w:val="0"/>
-          <w:strike w:val="0"/>
           <w:color w:val="000000"/>
         </w:rPr>
-        <w:t>4.4</w:t>
-      </w:r>
-      <w:r>
-        <w:rPr>
-          <w:b w:val="0"/>
-          <w:i w:val="0"/>
-          <w:strike w:val="0"/>
-          <w:color w:val="000000"/>
-        </w:rPr>
-        <w:t xml:space="preserve"> 책의 지도: 5부로 떠나는 여정</w:t>
+        <w:t>4.4 책의 지도: 4부로 떠나는 여정</w:t>
       </w:r>
     </w:p>
     <w:p>
@@ -989,7 +1004,7 @@
           <w:i w:val="0"/>
           <w:color w:val="000000"/>
         </w:rPr>
-        <w:t>이 책은 전체 5부, 총 26개 장으로 구성되어 있습니다.</w:t>
+        <w:t>이 책은 전체 4부, 총 29개 장으로 구성되어 있습니다.</w:t>
       </w:r>
     </w:p>
     <w:p>
@@ -1063,7 +1078,7 @@
           <w:i w:val="0"/>
           <w:color w:val="000000"/>
         </w:rPr>
-        <w:t>제1부 「바이브코딩 준비운동」(1~10장)에서는 실습 환경을 준비합니다. 바이브코딩이 왜 최근에 배우기 적절한 방식인지 알아본 뒤, 저자가 실제로 사용하는 도구들 — Node.js, Git, Claude Code, GitHub CLI, 그리고 여러 AI 도구를 함께 활용하는 Orca — 을 차례로 설치합니다. 설치 과정이 다소 지루하게 느껴질 수 있으나, 여기서 준비한 도구들은 책의 마지막 장까지 계속 사용하게 되므로 꼼꼼히 준비하시기 바랍니다.</w:t>
+        <w:t>제1부 「인공지능 윤리 시작하기」(1~3장)에서는 인공지능이 가져온 편익과 함께 생각해야 할 문제를 짚고, 국내외의 인공지능 윤리 동향과 법 제도를 살펴봅니다. 이어서 개인정보 보호와 저작권, 디지털 자료를 쓸 때 지켜야 할 기준을 정리합니다. 이 부에서 세운 기준은 뒤에서 지도 서비스를 만들 때 그대로 쓰입니다.</w:t>
       </w:r>
     </w:p>
     <w:p>
@@ -1073,7 +1088,7 @@
           <w:i w:val="0"/>
           <w:color w:val="000000"/>
         </w:rPr>
-        <w:t>제2부 「카카오 지도 첫걸음」(7~14장)에서는 지도를 화면에 표시하는 실습을 합니다. 카카오 개발자 계정을 만들고 API 키를 발급받은 뒤, Vite로 프로젝트를 생성하면 브라우저 화면 전체에 지도가 나타납니다. 이어서 지도를 이동하거나 확대하는 기본적인 조작 방법을 익히며, 요청을 통해 직접 지도를 표시해 보는 실습은 13장에서 진행합니다.</w:t>
+        <w:t>제2부 「바이브코딩 준비하기」(4~12장)에서는 실습 환경을 준비합니다. 이 책에서 무엇을 만드는지 확인하고 바이브코딩이 왜 지금 배우기 좋은 방식인지 알아본 뒤, 저자가 실제로 쓰는 도구 — Node.js, Git, Claude Code, GitHub CLI, 여러 AI 도구를 함께 지휘하는 Orca — 를 차례로 설치합니다. 마지막으로 카카오 개발자 계정을 만들어 API 키를 받고 Vite로 프로젝트를 시작합니다. 설치 과정이 다소 지루하게 느껴질 수 있으나, 여기서 준비한 도구는 마지막 장까지 계속 쓰게 되므로 꼼꼼히 준비하시기 바랍니다.</w:t>
       </w:r>
     </w:p>
     <w:p>
@@ -1083,7 +1098,7 @@
           <w:i w:val="0"/>
           <w:color w:val="000000"/>
         </w:rPr>
-        <w:t>제3부 「나만의 장소 지도 만들기」(11~23장)는 이 책에서 가장 분량이 많은 부분입니다. 지도에 마커를 표시하고 장소 데이터 구조를 설계하며, 말풍선을 추가하고, 필터와 검색 기능을 구현한 뒤, 클릭으로 장소를 추가하는 기능을 만듭니다. 또한 브라우저에 데이터를 저장해 페이지를 다시 열어도 내용이 유지되도록 하고, 저장된 장소를 목록과 상세 패널에서 관리하는 기능까지 구현합니다. 제3부를 마치면 그림 4.1과 같은 화면이 여러분의 브라우저에 나타나게 될 것입니다.</w:t>
+        <w:t>제3부 「지도 웹 서비스 개발하기」(13~27장)는 이 책에서 가장 분량이 많은 부분입니다. 브라우저에 첫 지도를 띄우고 지도를 다루는 법을 익힌 뒤, 마커를 찍고 장소 데이터 구조를 설계하며 말풍선을 답니다. 이어서 카테고리 필터와 키워드 검색, 클릭과 검색으로 장소를 추가하는 기능을 만들고, 브라우저에 데이터를 저장해 페이지를 다시 열어도 내용이 남게 합니다. 저장한 장소를 사이드바 목록과 상세 패널에서 관리하고, 내 위치 표시와 링크 공유, 마커 클러스터러, 모바일 화면 대응까지 더합니다. 제3부를 마치면 그림 4.1과 같은 화면이 여러분의 브라우저에 나타나게 될 것입니다.</w:t>
       </w:r>
     </w:p>
     <w:p>
@@ -1093,7 +1108,7 @@
           <w:i w:val="0"/>
           <w:color w:val="000000"/>
         </w:rPr>
-        <w:t>제4부 「한 단계 더」(20~27장)에서는 기본 기능에 추가적인 기능을 더합니다. 현재 위치 표시, 링크를 통한 지도 공유, 마커가 100개 이상이어도 성능이 유지되도록 하는 클러스터러 기능, 그리고 모바일 화면에서도 잘 보이도록 하는 반응형 디자인 적용을 차례로 다루겠습니다.</w:t>
+        <w:t>제4부 「지도 웹 서비스 배포하기」(28~29장)에서는 완성한 애플리케이션을 GitHub에 올리고, GitHub Pages로 인터넷에 공개해 누구나 접속할 수 있는 주소를 얻는 과정을 설명합니다. 이 과정을 마치면 친구에게 링크를 보내 함께 지도를 확인해 볼 수 있을 것입니다.</w:t>
       </w:r>
     </w:p>
     <w:p>
@@ -1103,7 +1118,7 @@
           <w:i w:val="0"/>
           <w:color w:val="000000"/>
         </w:rPr>
-        <w:t>제5부 「세상에 공개하기」(24~26장)에서는 완성한 애플리케이션을 GitHub에 업로드하고, GitHub Pages를 이용해 인터넷에 공개하여 누구나 접속할 수 있는 주소를 얻는 과정을 설명합니다. 이 과정을 마치면 친구에게 링크를 공유해 함께 지도를 확인해 볼 수 있을 것입니다.</w:t>
+        <w:t>각 부의 끝에서는 그때까지 만든 것을 돌아보고, 다음 부에서 무엇을 더하는지 미리 짚습니다. 순서대로 따라오시면 4부를 마쳤을 때 인터넷에 공개된 나만의 지도가 남습니다.</w:t>
       </w:r>
     </w:p>
     <w:p>
@@ -1113,7 +1128,7 @@
           <w:i w:val="0"/>
           <w:color w:val="000000"/>
         </w:rPr>
-        <w:t>부록은 두 가지가 준비되어 있습니다. 부록 A에는 책에서 사용한 프롬프트를 상황별로 정리해 두었으며, 부록 B에는 "지도가 회색으로 나와요"와 같이 실습 도중 자주 발생하는 문제와 해결 방법을 표로 정리해 두었습니다. 실습 도중 진행이 막히면 가장 먼저 부록을 확인해 보시기 바랍니다.</w:t>
+        <w:t>실습에 쓴 요청문은 장마다 본문에 그대로 실어 두었습니다. "지도가 회색으로 나와요"처럼 자주 겪는 문제와 해결 방법도 해당 장 안에 함께 정리해 두었으니, 진행이 막히면 그 장의 문제 해결 부분을 먼저 보시기 바랍니다.</w:t>
       </w:r>
     </w:p>
     <w:p>
@@ -1252,16 +1267,8 @@
         <w:ind w:left="259"/>
       </w:pPr>
       <w:r>
-        <w:t xml:space="preserve">• </w:t>
-      </w:r>
-      <w:r>
-        <w:rPr>
-          <w:b w:val="0"/>
-          <w:i w:val="0"/>
-          <w:strike w:val="0"/>
-          <w:color w:val="000000"/>
-        </w:rPr>
-        <w:t>책은 5부 26장 구성입니다: 도구 준비 → 첫 지도 → 나만의 지도 → 업그레이드 → 세상에 공개.</w:t>
+        <w:rPr/>
+        <w:t>• 책은 4부 29장 구성입니다: 윤리 기준 세우기 → 도구 준비 → 지도 만들기 → 세상에 공개.</w:t>
       </w:r>
     </w:p>
     <w:p>
@@ -1619,25 +1626,8 @@
         <w:ind w:left="259"/>
       </w:pPr>
       <w:r>
-        <w:t xml:space="preserve">1. </w:t>
-      </w:r>
-      <w:r>
-        <w:rPr>
-          <w:b w:val="0"/>
-          <w:i w:val="0"/>
-          <w:strike w:val="0"/>
-          <w:color w:val="000000"/>
-        </w:rPr>
-        <w:t>그림 4.1</w:t>
-      </w:r>
-      <w:r>
-        <w:rPr>
-          <w:b w:val="0"/>
-          <w:i w:val="0"/>
-          <w:strike w:val="0"/>
-          <w:color w:val="000000"/>
-        </w:rPr>
-        <w:t>의 완성 화면에서 찾을 수 있는 기능을 다섯 가지 이상 말해 보세요.</w:t>
+        <w:rPr/>
+        <w:t>1. 그림 8.1의 완성 화면에서 찾을 수 있는 기능을 다섯 가지 이상 말해 보세요.</w:t>
       </w:r>
     </w:p>
     <w:p>
@@ -1662,16 +1652,8 @@
         <w:ind w:left="259"/>
       </w:pPr>
       <w:r>
-        <w:t xml:space="preserve">3. </w:t>
-      </w:r>
-      <w:r>
-        <w:rPr>
-          <w:b w:val="0"/>
-          <w:i w:val="0"/>
-          <w:strike w:val="0"/>
-          <w:color w:val="000000"/>
-        </w:rPr>
-        <w:t>3부가 끝났을 때와 5부가 끝났을 때, 내 앱은 각각 어떤 상태일까요? 한 문장씩 설명해 보세요.</w:t>
+        <w:rPr/>
+        <w:t>3. 3부가 끝났을 때와 4부가 끝났을 때, 내 앱은 각각 어떤 상태일까요? 한 문장씩 설명해 보세요.</w:t>
       </w:r>
     </w:p>
     <w:p>

--- a/최종교재/04장_이_책에서_만드는_것.docx
+++ b/최종교재/04장_이_책에서_만드는_것.docx
@@ -137,10 +137,9 @@
         <w:rPr>
           <w:b w:val="0"/>
           <w:i w:val="0"/>
-          <w:strike w:val="0"/>
           <w:color w:val="000000"/>
         </w:rPr>
-        <w:t>이 책에서 우리는 「나만의 지도」라는 웹앱을 만듭니다. 카카오지도 위에 내가 좋아하는 맛집, 카페, 여행지, 데이트 코스를 직접 핀으로 꽂아 관리하는 나만의 지도 서비스입니다. 아래가 완성된 화면입니다.</w:t>
+        <w:t>이 책에서는 「나만의 지도」라는 웹 애플리케이션을 제작합니다. 카카오지도 위에 내가 좋아하는 맛집, 카페, 여행지, 데이트 코스를 직접 핀으로 표시하여 관리하는 나만의 지도 서비스입니다. 아래에 완성된 화면 예시가 제시되어 있습니다.</w:t>
       </w:r>
     </w:p>
     <w:p>
@@ -223,10 +222,9 @@
         <w:rPr>
           <w:b w:val="0"/>
           <w:i w:val="0"/>
-          <w:strike w:val="0"/>
           <w:color w:val="000000"/>
         </w:rPr>
-        <w:t>단순해 보이지만, 이 앱에는 실제 지도 서비스가 갖춰야 할 기능이 알차게 들어 있습니다. 하나씩 둘러봅니다.</w:t>
+        <w:t>겉으로 보이는 모습은 간단하지만, 그렇다고 내부 기능까지 단순한 것은 아닙니다. 하나씩 자세히 살펴보겠습니다.</w:t>
       </w:r>
     </w:p>
     <w:p>
@@ -681,10 +679,9 @@
         <w:rPr>
           <w:b w:val="0"/>
           <w:i w:val="0"/>
-          <w:strike w:val="0"/>
           <w:color w:val="000000"/>
         </w:rPr>
-        <w:t>지도를 화면 전체에 꽉 차게 띄워줘. 카카오지도 JS SDK를 쓰고, 키는 .env에서 읽어줘.</w:t>
+        <w:t>지도를 화면 전체에 꽉 차게 표시하십시오. 카카오지도 JavaScript SDK를 사용하고, API 키는 .env 파일에서 불러오십시오.</w:t>
       </w:r>
     </w:p>
     <w:p>
@@ -873,10 +870,9 @@
         <w:rPr>
           <w:b w:val="0"/>
           <w:i w:val="0"/>
-          <w:strike w:val="0"/>
           <w:color w:val="000000"/>
         </w:rPr>
-        <w:t>이 책을 따라가는 데 필요한 준비물은 딱 세 가지입니다.</w:t>
+        <w:t>실습에 필요한 준비물은 윈도우 PC, 카카오 계정, 그리고 Claude Pro 구독 권한입니다.</w:t>
       </w:r>
     </w:p>
     <w:p>
@@ -968,10 +964,9 @@
         <w:rPr>
           <w:b w:val="0"/>
           <w:i w:val="0"/>
-          <w:strike w:val="0"/>
           <w:color w:val="000000"/>
         </w:rPr>
-        <w:t>아, 그리고 목차에서 말씀드린 준비물이 하나 더 있습니다. 호기심입니다. 다행히 이것은 발급 절차도, 구독료도 없습니다.</w:t>
+        <w:t>그리고 목차에서 안내해 드린 준비물이 하나 더 있습니다. 바로 호기심입니다. 다행히도 이것은 별도의 발급 절차도 필요하지 않고, 구독료도 발생하지 않습니다.</w:t>
       </w:r>
     </w:p>
     <w:p>

--- a/최종교재/04장_이_책에서_만드는_것.docx
+++ b/최종교재/04장_이_책에서_만드는_것.docx
@@ -1010,7 +1010,7 @@
       <w:r>
         <w:drawing>
           <wp:inline xmlns:a="http://schemas.openxmlformats.org/drawingml/2006/main" xmlns:pic="http://schemas.openxmlformats.org/drawingml/2006/picture">
-            <wp:extent cx="5806440" cy="3629025"/>
+            <wp:extent cx="5806440" cy="2363086"/>
             <wp:docPr id="7" name="Picture 7" descr="이 책의 로드맵: 준비운동부터 세상에 공개하기까지"/>
             <wp:cNvGraphicFramePr>
               <a:graphicFrameLocks noChangeAspect="1"/>
@@ -1031,7 +1031,7 @@
                   <pic:spPr>
                     <a:xfrm>
                       <a:off x="0" y="0"/>
-                      <a:ext cx="5806440" cy="3629025"/>
+                      <a:ext cx="5806440" cy="2363086"/>
                     </a:xfrm>
                     <a:prstGeom prst="rect"/>
                   </pic:spPr>
@@ -1051,19 +1051,9 @@
         <w:rPr>
           <w:b w:val="0"/>
           <w:i w:val="0"/>
-          <w:strike w:val="0"/>
           <w:color w:val="000000"/>
         </w:rPr>
-        <w:t>그림 4.7</w:t>
-      </w:r>
-      <w:r>
-        <w:rPr>
-          <w:b w:val="0"/>
-          <w:i w:val="0"/>
-          <w:strike w:val="0"/>
-          <w:color w:val="000000"/>
-        </w:rPr>
-        <w:t xml:space="preserve"> — 이 책의 로드맵: 준비운동부터 세상에 공개하기까지</w:t>
+        <w:t>그림 4.7 — 이 책의 로드맵: 윤리 기준 세우기부터 세상에 공개하기까지</w:t>
       </w:r>
     </w:p>
     <w:p>
